--- a/his1.docx
+++ b/his1.docx
@@ -15,32 +15,15 @@
           <w:sz w:val="24"/>
           <w:szCs w:val="24"/>
         </w:rPr>
-        <w:t xml:space="preserve">[Gravar 100% das transações no </w:t>
+        <w:t>[</w:t>
       </w:r>
       <w:r>
         <w:rPr>
           <w:sz w:val="24"/>
           <w:szCs w:val="24"/>
         </w:rPr>
-        <w:t>D</w:t>
-      </w:r>
-      <w:r>
-        <w:rPr>
-          <w:sz w:val="24"/>
-          <w:szCs w:val="24"/>
-        </w:rPr>
-        <w:t xml:space="preserve">ata </w:t>
-      </w:r>
-      <w:proofErr w:type="spellStart"/>
-      <w:r>
-        <w:rPr>
-          <w:sz w:val="24"/>
-          <w:szCs w:val="24"/>
-        </w:rPr>
-        <w:t>Mesh</w:t>
-      </w:r>
-      <w:proofErr w:type="spellEnd"/>
-      <w:proofErr w:type="gramStart"/>
+        <w:t>Release de bandeiras</w:t>
+      </w:r>
       <w:r>
         <w:rPr>
           <w:sz w:val="24"/>
@@ -53,50 +36,21 @@
           <w:sz w:val="24"/>
           <w:szCs w:val="24"/>
         </w:rPr>
-        <w:t>Formatador</w:t>
-      </w:r>
-      <w:proofErr w:type="gramEnd"/>
+        <w:t>Mastercard</w:t>
+      </w:r>
       <w:r>
         <w:rPr>
           <w:sz w:val="24"/>
           <w:szCs w:val="24"/>
         </w:rPr>
-        <w:t xml:space="preserve"> – Rotear </w:t>
+        <w:t xml:space="preserve"> </w:t>
       </w:r>
       <w:r>
         <w:rPr>
           <w:sz w:val="24"/>
           <w:szCs w:val="24"/>
         </w:rPr>
-        <w:t xml:space="preserve">o </w:t>
-      </w:r>
-      <w:r>
-        <w:rPr>
-          <w:sz w:val="24"/>
-          <w:szCs w:val="24"/>
-        </w:rPr>
-        <w:t>p</w:t>
-      </w:r>
-      <w:r>
-        <w:rPr>
-          <w:sz w:val="24"/>
-          <w:szCs w:val="24"/>
-        </w:rPr>
-        <w:t xml:space="preserve">roduto PRODUTO_DESCONHECIDO </w:t>
-      </w:r>
-      <w:r>
-        <w:rPr>
-          <w:sz w:val="24"/>
-          <w:szCs w:val="24"/>
-        </w:rPr>
-        <w:t xml:space="preserve">para </w:t>
-      </w:r>
-      <w:r>
-        <w:rPr>
-          <w:sz w:val="24"/>
-          <w:szCs w:val="24"/>
-        </w:rPr>
-        <w:t>o Autorizador Presente</w:t>
+        <w:t xml:space="preserve">- Analise de impacto </w:t>
       </w:r>
     </w:p>
     <w:p/>
@@ -118,39 +72,61 @@
     </w:p>
     <w:p>
       <w:r>
-        <w:t xml:space="preserve">Rotear </w:t>
-      </w:r>
-      <w:r>
-        <w:t xml:space="preserve">transações relacionadas ao produto PRODUTO_DESCONHECIDO </w:t>
-      </w:r>
-      <w:r>
-        <w:t xml:space="preserve">para </w:t>
-      </w:r>
-      <w:proofErr w:type="gramStart"/>
-      <w:r>
-        <w:t xml:space="preserve">o </w:t>
+        <w:t>Analisar release</w:t>
       </w:r>
       <w:r>
         <w:t xml:space="preserve"> </w:t>
       </w:r>
       <w:r>
-        <w:t>A</w:t>
-      </w:r>
-      <w:r>
-        <w:t>utorizador</w:t>
-      </w:r>
-      <w:proofErr w:type="gramEnd"/>
+        <w:t>d</w:t>
+      </w:r>
+      <w:r>
+        <w:t xml:space="preserve">e </w:t>
+      </w:r>
+      <w:r>
+        <w:t xml:space="preserve">bandeira </w:t>
+      </w:r>
+      <w:r>
+        <w:t>2025_Q1</w:t>
+      </w:r>
+      <w:r>
+        <w:t xml:space="preserve"> da </w:t>
+      </w:r>
+      <w:r>
+        <w:t>Master</w:t>
+      </w:r>
+      <w:r>
+        <w:t>card</w:t>
+      </w:r>
+      <w:r>
+        <w:t xml:space="preserve">, </w:t>
+      </w:r>
+      <w:r>
+        <w:t>compreende</w:t>
+      </w:r>
+      <w:r>
+        <w:t xml:space="preserve">ndo </w:t>
+      </w:r>
+      <w:r>
+        <w:t xml:space="preserve">os </w:t>
+      </w:r>
+      <w:r>
+        <w:t>AN (Aviso Normativos)</w:t>
+      </w:r>
       <w:r>
         <w:t xml:space="preserve"> </w:t>
       </w:r>
       <w:r>
-        <w:t>P</w:t>
-      </w:r>
-      <w:r>
-        <w:t>resente</w:t>
-      </w:r>
-      <w:r>
-        <w:t>.</w:t>
+        <w:t>/</w:t>
+      </w:r>
+      <w:r>
+        <w:t xml:space="preserve"> </w:t>
+      </w:r>
+      <w:r>
+        <w:t>Boletins</w:t>
+      </w:r>
+      <w:r>
+        <w:t>, e avaliando os impactos nas plataformas Modernizada e Legada.</w:t>
       </w:r>
     </w:p>
     <w:p/>
@@ -185,7 +161,13 @@
         </w:numPr>
       </w:pPr>
       <w:r>
-        <w:t>Atualizar o Enum responsável pela configuração de produtos, substituindo SERVICE_UNKNOWN por SERVICE_PRESENTE.</w:t>
+        <w:t xml:space="preserve">Ler e compreender os AN e </w:t>
+      </w:r>
+      <w:r>
+        <w:t>Boletins</w:t>
+      </w:r>
+      <w:r>
+        <w:t xml:space="preserve"> relacionados à release. </w:t>
       </w:r>
     </w:p>
     <w:p>
@@ -196,22 +178,66 @@
         </w:numPr>
       </w:pPr>
       <w:r>
-        <w:t xml:space="preserve">Validar se com esta alteração da configuração do produto, a transação será roteada </w:t>
-      </w:r>
-      <w:r>
-        <w:t>para o</w:t>
-      </w:r>
-      <w:r>
-        <w:t xml:space="preserve"> A</w:t>
-      </w:r>
-      <w:r>
-        <w:t xml:space="preserve">utorizador </w:t>
-      </w:r>
-      <w:r>
-        <w:t>P</w:t>
-      </w:r>
-      <w:r>
-        <w:t>resente.</w:t>
+        <w:t xml:space="preserve">Validar os impactos </w:t>
+      </w:r>
+      <w:r>
+        <w:t>n</w:t>
+      </w:r>
+      <w:r>
+        <w:t>as plataformas Modernizada e Legada</w:t>
+      </w:r>
+      <w:r>
+        <w:t>.</w:t>
+      </w:r>
+    </w:p>
+    <w:p>
+      <w:pPr>
+        <w:numPr>
+          <w:ilvl w:val="0"/>
+          <w:numId w:val="1"/>
+        </w:numPr>
+      </w:pPr>
+      <w:r>
+        <w:t xml:space="preserve">Avaliar o que precisa ser ajustado no código, </w:t>
+      </w:r>
+      <w:proofErr w:type="gramStart"/>
+      <w:r>
+        <w:t>configurações</w:t>
+      </w:r>
+      <w:r>
+        <w:t>, etc.</w:t>
+      </w:r>
+      <w:proofErr w:type="gramEnd"/>
+    </w:p>
+    <w:p>
+      <w:pPr>
+        <w:numPr>
+          <w:ilvl w:val="0"/>
+          <w:numId w:val="1"/>
+        </w:numPr>
+      </w:pPr>
+      <w:r>
+        <w:t>Criação de histórias</w:t>
+      </w:r>
+      <w:r>
+        <w:t xml:space="preserve"> </w:t>
+      </w:r>
+      <w:r>
+        <w:t>para implementação</w:t>
+      </w:r>
+      <w:r>
+        <w:t>, caso necessário.</w:t>
+      </w:r>
+    </w:p>
+    <w:p>
+      <w:pPr>
+        <w:numPr>
+          <w:ilvl w:val="0"/>
+          <w:numId w:val="1"/>
+        </w:numPr>
+      </w:pPr>
+      <w:r>
+        <w:t>Puxar refinamentos de solução, caso necessário.</w:t>
       </w:r>
     </w:p>
     <w:p>
@@ -232,7 +258,177 @@
           <w:sz w:val="22"/>
           <w:szCs w:val="22"/>
         </w:rPr>
-        <w:t>Sugestão de Testes</w:t>
+        <w:t xml:space="preserve">Entregáveis: </w:t>
+      </w:r>
+    </w:p>
+    <w:p>
+      <w:pPr>
+        <w:numPr>
+          <w:ilvl w:val="0"/>
+          <w:numId w:val="1"/>
+        </w:numPr>
+      </w:pPr>
+      <w:r>
+        <w:t xml:space="preserve">Todos os AN e </w:t>
+      </w:r>
+      <w:r>
+        <w:t>Boletins</w:t>
+      </w:r>
+      <w:r>
+        <w:t xml:space="preserve"> analisados</w:t>
+      </w:r>
+      <w:r>
+        <w:t>.</w:t>
+      </w:r>
+    </w:p>
+    <w:p>
+      <w:pPr>
+        <w:numPr>
+          <w:ilvl w:val="0"/>
+          <w:numId w:val="1"/>
+        </w:numPr>
+      </w:pPr>
+      <w:r>
+        <w:t>Refinamento de solução.</w:t>
+      </w:r>
+    </w:p>
+    <w:p>
+      <w:pPr>
+        <w:numPr>
+          <w:ilvl w:val="0"/>
+          <w:numId w:val="1"/>
+        </w:numPr>
+      </w:pPr>
+      <w:r>
+        <w:t>Histórias de implementação criadas.</w:t>
+      </w:r>
+    </w:p>
+    <w:p/>
+    <w:p>
+      <w:r>
+        <w:br w:type="page"/>
+      </w:r>
+    </w:p>
+    <w:p>
+      <w:pPr>
+        <w:pStyle w:val="Ttulo1"/>
+        <w:rPr>
+          <w:sz w:val="24"/>
+          <w:szCs w:val="24"/>
+        </w:rPr>
+      </w:pPr>
+      <w:r>
+        <w:rPr>
+          <w:sz w:val="24"/>
+          <w:szCs w:val="24"/>
+        </w:rPr>
+        <w:lastRenderedPageBreak/>
+        <w:t>[</w:t>
+      </w:r>
+      <w:r>
+        <w:rPr>
+          <w:sz w:val="24"/>
+          <w:szCs w:val="24"/>
+        </w:rPr>
+        <w:t>Demanda Bacen</w:t>
+      </w:r>
+      <w:r>
+        <w:rPr>
+          <w:sz w:val="24"/>
+          <w:szCs w:val="24"/>
+        </w:rPr>
+        <w:t xml:space="preserve">] </w:t>
+      </w:r>
+      <w:r>
+        <w:rPr>
+          <w:sz w:val="24"/>
+          <w:szCs w:val="24"/>
+        </w:rPr>
+        <w:t>Carga – Mastercard/2023/01</w:t>
+      </w:r>
+    </w:p>
+    <w:p/>
+    <w:p>
+      <w:pPr>
+        <w:pStyle w:val="Ttulo2"/>
+        <w:rPr>
+          <w:sz w:val="22"/>
+          <w:szCs w:val="22"/>
+        </w:rPr>
+      </w:pPr>
+      <w:r>
+        <w:rPr>
+          <w:sz w:val="22"/>
+          <w:szCs w:val="22"/>
+        </w:rPr>
+        <w:t xml:space="preserve">Objetivo: </w:t>
+      </w:r>
+    </w:p>
+    <w:p>
+      <w:r>
+        <w:t>Analisar release</w:t>
+      </w:r>
+      <w:r>
+        <w:t xml:space="preserve"> </w:t>
+      </w:r>
+      <w:r>
+        <w:t>d</w:t>
+      </w:r>
+      <w:r>
+        <w:t xml:space="preserve">e </w:t>
+      </w:r>
+      <w:r>
+        <w:t xml:space="preserve">bandeira </w:t>
+      </w:r>
+      <w:r>
+        <w:t xml:space="preserve">2025_Q1 da </w:t>
+      </w:r>
+      <w:r>
+        <w:t>Master</w:t>
+      </w:r>
+      <w:r>
+        <w:t>card</w:t>
+      </w:r>
+      <w:r>
+        <w:t>, compreende</w:t>
+      </w:r>
+      <w:r>
+        <w:t xml:space="preserve">ndo </w:t>
+      </w:r>
+      <w:r>
+        <w:t xml:space="preserve">os </w:t>
+      </w:r>
+      <w:r>
+        <w:t>AN (Aviso Normativos)</w:t>
+      </w:r>
+      <w:r>
+        <w:t xml:space="preserve"> </w:t>
+      </w:r>
+      <w:r>
+        <w:t>/</w:t>
+      </w:r>
+      <w:r>
+        <w:t xml:space="preserve"> </w:t>
+      </w:r>
+      <w:r>
+        <w:t>Boletins, e avaliando os impactos nas plataformas Modernizada e Legada.</w:t>
+      </w:r>
+    </w:p>
+    <w:p/>
+    <w:p>
+      <w:pPr>
+        <w:pStyle w:val="Ttulo2"/>
+        <w:rPr>
+          <w:sz w:val="22"/>
+          <w:szCs w:val="22"/>
+        </w:rPr>
+      </w:pPr>
+      <w:r>
+        <w:rPr>
+          <w:sz w:val="22"/>
+          <w:szCs w:val="22"/>
+        </w:rPr>
+        <w:t>Detalhamento Técnico</w:t>
       </w:r>
       <w:r>
         <w:rPr>
@@ -250,13 +446,13 @@
         </w:numPr>
       </w:pPr>
       <w:r>
-        <w:t xml:space="preserve">Implementação de </w:t>
-      </w:r>
-      <w:r>
-        <w:t xml:space="preserve">Testes </w:t>
-      </w:r>
-      <w:r>
-        <w:t>unitários</w:t>
+        <w:t xml:space="preserve">Ler e compreender os AN e </w:t>
+      </w:r>
+      <w:r>
+        <w:t>Boletins</w:t>
+      </w:r>
+      <w:r>
+        <w:t xml:space="preserve"> relacionados à release. </w:t>
       </w:r>
     </w:p>
     <w:p>
@@ -267,22 +463,63 @@
         </w:numPr>
       </w:pPr>
       <w:r>
-        <w:t xml:space="preserve">Disparar </w:t>
-      </w:r>
-      <w:r>
-        <w:t xml:space="preserve">uma transação com um produto inválido e confirmar que foi roteada para o </w:t>
-      </w:r>
-      <w:r>
-        <w:t>A</w:t>
-      </w:r>
-      <w:r>
-        <w:t xml:space="preserve">utorizador </w:t>
-      </w:r>
-      <w:r>
-        <w:t>P</w:t>
-      </w:r>
-      <w:r>
-        <w:t>resente.</w:t>
+        <w:t xml:space="preserve">Validar os impactos </w:t>
+      </w:r>
+      <w:r>
+        <w:t>nas plataformas Modernizada e Legada</w:t>
+      </w:r>
+      <w:r>
+        <w:t>.</w:t>
+      </w:r>
+    </w:p>
+    <w:p>
+      <w:pPr>
+        <w:numPr>
+          <w:ilvl w:val="0"/>
+          <w:numId w:val="1"/>
+        </w:numPr>
+      </w:pPr>
+      <w:r>
+        <w:t xml:space="preserve">Avaliar o que precisa ser ajustado no código, </w:t>
+      </w:r>
+      <w:proofErr w:type="gramStart"/>
+      <w:r>
+        <w:t>configurações</w:t>
+      </w:r>
+      <w:r>
+        <w:t>, etc.</w:t>
+      </w:r>
+      <w:proofErr w:type="gramEnd"/>
+    </w:p>
+    <w:p>
+      <w:pPr>
+        <w:numPr>
+          <w:ilvl w:val="0"/>
+          <w:numId w:val="1"/>
+        </w:numPr>
+      </w:pPr>
+      <w:r>
+        <w:t>Criação de histórias</w:t>
+      </w:r>
+      <w:r>
+        <w:t xml:space="preserve"> </w:t>
+      </w:r>
+      <w:r>
+        <w:t>para implementação</w:t>
+      </w:r>
+      <w:r>
+        <w:t>, caso necessário.</w:t>
+      </w:r>
+    </w:p>
+    <w:p>
+      <w:pPr>
+        <w:numPr>
+          <w:ilvl w:val="0"/>
+          <w:numId w:val="1"/>
+        </w:numPr>
+      </w:pPr>
+      <w:r>
+        <w:t>Puxar refinamentos de solução, caso necessário.</w:t>
       </w:r>
     </w:p>
     <w:p>
@@ -303,14 +540,7 @@
           <w:sz w:val="22"/>
           <w:szCs w:val="22"/>
         </w:rPr>
-        <w:t>Critério de Aceite</w:t>
-      </w:r>
-      <w:r>
-        <w:rPr>
-          <w:sz w:val="22"/>
-          <w:szCs w:val="22"/>
-        </w:rPr>
-        <w:t>:</w:t>
+        <w:t xml:space="preserve">Entregáveis: </w:t>
       </w:r>
     </w:p>
     <w:p>
@@ -321,512 +551,16 @@
         </w:numPr>
       </w:pPr>
       <w:r>
-        <w:t>Aceito esta história se:</w:t>
-      </w:r>
-    </w:p>
-    <w:p>
-      <w:pPr>
-        <w:numPr>
-          <w:ilvl w:val="1"/>
-          <w:numId w:val="1"/>
-        </w:numPr>
-      </w:pPr>
-      <w:r>
-        <w:t xml:space="preserve">Transações relacionadas ao PRODUTO_DESCONHECIDO ou produtos não configurados </w:t>
-      </w:r>
-      <w:r>
-        <w:t xml:space="preserve">deverão ser </w:t>
-      </w:r>
-      <w:r>
-        <w:t xml:space="preserve">roteadas para o </w:t>
-      </w:r>
-      <w:r>
-        <w:t>A</w:t>
-      </w:r>
-      <w:r>
-        <w:t>utorizador present</w:t>
-      </w:r>
-      <w:r>
-        <w:t>e</w:t>
+        <w:t xml:space="preserve">Todos os AN e </w:t>
+      </w:r>
+      <w:r>
+        <w:t>Boletins</w:t>
+      </w:r>
+      <w:r>
+        <w:t xml:space="preserve"> analisados</w:t>
       </w:r>
       <w:r>
         <w:t>.</w:t>
-      </w:r>
-    </w:p>
-    <w:p>
-      <w:pPr>
-        <w:numPr>
-          <w:ilvl w:val="1"/>
-          <w:numId w:val="1"/>
-        </w:numPr>
-      </w:pPr>
-      <w:r>
-        <w:t>Deploy no ambiente de produção</w:t>
-      </w:r>
-    </w:p>
-    <w:p>
-      <w:r>
-        <w:br w:type="page"/>
-      </w:r>
-    </w:p>
-    <w:p>
-      <w:pPr>
-        <w:pStyle w:val="Ttulo1"/>
-        <w:rPr>
-          <w:sz w:val="24"/>
-          <w:szCs w:val="24"/>
-        </w:rPr>
-      </w:pPr>
-      <w:r>
-        <w:rPr>
-          <w:sz w:val="24"/>
-          <w:szCs w:val="24"/>
-        </w:rPr>
-        <w:lastRenderedPageBreak/>
-        <w:t xml:space="preserve">[Gravar 100% das transações no </w:t>
-      </w:r>
-      <w:r>
-        <w:rPr>
-          <w:sz w:val="24"/>
-          <w:szCs w:val="24"/>
-        </w:rPr>
-        <w:t>D</w:t>
-      </w:r>
-      <w:r>
-        <w:rPr>
-          <w:sz w:val="24"/>
-          <w:szCs w:val="24"/>
-        </w:rPr>
-        <w:t xml:space="preserve">ata </w:t>
-      </w:r>
-      <w:proofErr w:type="spellStart"/>
-      <w:r>
-        <w:rPr>
-          <w:sz w:val="24"/>
-          <w:szCs w:val="24"/>
-        </w:rPr>
-        <w:t>Mesh</w:t>
-      </w:r>
-      <w:proofErr w:type="spellEnd"/>
-      <w:r>
-        <w:rPr>
-          <w:sz w:val="24"/>
-          <w:szCs w:val="24"/>
-        </w:rPr>
-        <w:t xml:space="preserve">] </w:t>
-      </w:r>
-      <w:r>
-        <w:rPr>
-          <w:sz w:val="24"/>
-          <w:szCs w:val="24"/>
-        </w:rPr>
-        <w:t>Autorizador Presente</w:t>
-      </w:r>
-      <w:r>
-        <w:rPr>
-          <w:sz w:val="24"/>
-          <w:szCs w:val="24"/>
-        </w:rPr>
-        <w:t xml:space="preserve"> – </w:t>
-      </w:r>
-      <w:r>
-        <w:rPr>
-          <w:sz w:val="24"/>
-          <w:szCs w:val="24"/>
-        </w:rPr>
-        <w:t xml:space="preserve">Processar </w:t>
-      </w:r>
-      <w:r>
-        <w:rPr>
-          <w:sz w:val="24"/>
-          <w:szCs w:val="24"/>
-        </w:rPr>
-        <w:t xml:space="preserve">o </w:t>
-      </w:r>
-      <w:r>
-        <w:rPr>
-          <w:sz w:val="24"/>
-          <w:szCs w:val="24"/>
-        </w:rPr>
-        <w:t>p</w:t>
-      </w:r>
-      <w:r>
-        <w:rPr>
-          <w:sz w:val="24"/>
-          <w:szCs w:val="24"/>
-        </w:rPr>
-        <w:t>roduto PRODUTO_DESCONHECIDO</w:t>
-      </w:r>
-    </w:p>
-    <w:p/>
-    <w:p>
-      <w:pPr>
-        <w:pStyle w:val="Ttulo2"/>
-        <w:rPr>
-          <w:sz w:val="22"/>
-          <w:szCs w:val="22"/>
-        </w:rPr>
-      </w:pPr>
-      <w:r>
-        <w:rPr>
-          <w:sz w:val="22"/>
-          <w:szCs w:val="22"/>
-        </w:rPr>
-        <w:t xml:space="preserve">Objetivo: </w:t>
-      </w:r>
-    </w:p>
-    <w:p>
-      <w:r>
-        <w:t>P</w:t>
-      </w:r>
-      <w:r>
-        <w:t xml:space="preserve">rocessar </w:t>
-      </w:r>
-      <w:r>
-        <w:t xml:space="preserve">transações com operação igual a </w:t>
-      </w:r>
-      <w:r>
-        <w:t>OPERATION_UNKNOW</w:t>
-      </w:r>
-      <w:r>
-        <w:t>,</w:t>
-      </w:r>
-      <w:r>
-        <w:t xml:space="preserve"> vinculadas a produtos desconhecidos,</w:t>
-      </w:r>
-      <w:r>
-        <w:t xml:space="preserve"> </w:t>
-      </w:r>
-      <w:r>
-        <w:t>garanti</w:t>
-      </w:r>
-      <w:r>
-        <w:t>ndo</w:t>
-      </w:r>
-      <w:r>
-        <w:t xml:space="preserve"> que essas transações sejam tratadas adequadamente</w:t>
-      </w:r>
-      <w:r>
-        <w:t xml:space="preserve"> seguindo o</w:t>
-      </w:r>
-      <w:r>
-        <w:t>s padrões esperados.</w:t>
-      </w:r>
-    </w:p>
-    <w:p/>
-    <w:p>
-      <w:pPr>
-        <w:pStyle w:val="Ttulo2"/>
-        <w:rPr>
-          <w:sz w:val="22"/>
-          <w:szCs w:val="22"/>
-        </w:rPr>
-      </w:pPr>
-      <w:r>
-        <w:rPr>
-          <w:sz w:val="22"/>
-          <w:szCs w:val="22"/>
-        </w:rPr>
-        <w:t>Detalhamento Técnico</w:t>
-      </w:r>
-      <w:r>
-        <w:rPr>
-          <w:sz w:val="22"/>
-          <w:szCs w:val="22"/>
-        </w:rPr>
-        <w:t>:</w:t>
-      </w:r>
-    </w:p>
-    <w:p>
-      <w:pPr>
-        <w:pStyle w:val="PargrafodaLista"/>
-        <w:numPr>
-          <w:ilvl w:val="0"/>
-          <w:numId w:val="4"/>
-        </w:numPr>
-        <w:ind w:left="708"/>
-      </w:pPr>
-      <w:r>
-        <w:t>Criação do Use Case:</w:t>
-      </w:r>
-    </w:p>
-    <w:p>
-      <w:pPr>
-        <w:numPr>
-          <w:ilvl w:val="0"/>
-          <w:numId w:val="3"/>
-        </w:numPr>
-        <w:tabs>
-          <w:tab w:val="clear" w:pos="1068"/>
-          <w:tab w:val="num" w:pos="1056"/>
-        </w:tabs>
-        <w:ind w:left="1056"/>
-      </w:pPr>
-      <w:r>
-        <w:t>Desenvolver um novo</w:t>
-      </w:r>
-      <w:r>
-        <w:t xml:space="preserve"> Use Case para processar transações com </w:t>
-      </w:r>
-      <w:r>
-        <w:t xml:space="preserve">operação </w:t>
-      </w:r>
-      <w:r>
-        <w:t xml:space="preserve">igual a </w:t>
-      </w:r>
-      <w:r>
-        <w:t>OPERATION_UNKNOW</w:t>
-      </w:r>
-      <w:r>
-        <w:t>.</w:t>
-      </w:r>
-    </w:p>
-    <w:p>
-      <w:pPr>
-        <w:numPr>
-          <w:ilvl w:val="0"/>
-          <w:numId w:val="3"/>
-        </w:numPr>
-        <w:tabs>
-          <w:tab w:val="clear" w:pos="1068"/>
-          <w:tab w:val="num" w:pos="1056"/>
-        </w:tabs>
-        <w:ind w:left="1056"/>
-      </w:pPr>
-      <w:r>
-        <w:t xml:space="preserve">Basear a implementação nos casos de uso existentes: </w:t>
-      </w:r>
-      <w:proofErr w:type="spellStart"/>
-      <w:r>
-        <w:t>SolicitaNotificacaoUC</w:t>
-      </w:r>
-      <w:proofErr w:type="spellEnd"/>
-      <w:r>
-        <w:t xml:space="preserve"> e </w:t>
-      </w:r>
-      <w:proofErr w:type="spellStart"/>
-      <w:r>
-        <w:t>SolicitaRespostaNotificacaoUC</w:t>
-      </w:r>
-      <w:proofErr w:type="spellEnd"/>
-      <w:r>
-        <w:t>.</w:t>
-      </w:r>
-    </w:p>
-    <w:p>
-      <w:pPr>
-        <w:numPr>
-          <w:ilvl w:val="0"/>
-          <w:numId w:val="3"/>
-        </w:numPr>
-        <w:tabs>
-          <w:tab w:val="clear" w:pos="1068"/>
-          <w:tab w:val="num" w:pos="1056"/>
-        </w:tabs>
-        <w:ind w:left="1056"/>
-      </w:pPr>
-      <w:r>
-        <w:t xml:space="preserve">Garantir que </w:t>
-      </w:r>
-      <w:r>
-        <w:t xml:space="preserve">a implementação </w:t>
-      </w:r>
-      <w:r>
-        <w:t>seja adaptad</w:t>
-      </w:r>
-      <w:r>
-        <w:t>a</w:t>
-      </w:r>
-      <w:r>
-        <w:t xml:space="preserve"> para o processamento de transações com OPERATION_UNKNOW </w:t>
-      </w:r>
-      <w:r>
-        <w:t>(</w:t>
-      </w:r>
-      <w:r>
-        <w:t>produtos desconhecidos</w:t>
-      </w:r>
-      <w:r>
-        <w:t>)</w:t>
-      </w:r>
-      <w:r>
-        <w:t>.</w:t>
-      </w:r>
-    </w:p>
-    <w:p>
-      <w:pPr>
-        <w:pStyle w:val="PargrafodaLista"/>
-        <w:numPr>
-          <w:ilvl w:val="0"/>
-          <w:numId w:val="4"/>
-        </w:numPr>
-        <w:ind w:left="708"/>
-      </w:pPr>
-      <w:r>
-        <w:t>Código de Retorno da Transação (DE 39):</w:t>
-      </w:r>
-    </w:p>
-    <w:p>
-      <w:pPr>
-        <w:numPr>
-          <w:ilvl w:val="0"/>
-          <w:numId w:val="3"/>
-        </w:numPr>
-        <w:ind w:left="1056"/>
-      </w:pPr>
-      <w:r>
-        <w:t xml:space="preserve">Configurar </w:t>
-      </w:r>
-      <w:r>
-        <w:t xml:space="preserve">o código de retorno </w:t>
-      </w:r>
-      <w:r>
-        <w:t>da transação</w:t>
-      </w:r>
-      <w:r>
-        <w:t xml:space="preserve"> (DE 39) </w:t>
-      </w:r>
-      <w:r>
-        <w:t>para retornar o código 57.</w:t>
-      </w:r>
-    </w:p>
-    <w:p>
-      <w:pPr>
-        <w:numPr>
-          <w:ilvl w:val="0"/>
-          <w:numId w:val="3"/>
-        </w:numPr>
-        <w:ind w:left="1056"/>
-      </w:pPr>
-      <w:r>
-        <w:t xml:space="preserve">Implementar testes </w:t>
-      </w:r>
-      <w:r>
-        <w:t xml:space="preserve">unitários </w:t>
-      </w:r>
-      <w:r>
-        <w:t xml:space="preserve">para garantir </w:t>
-      </w:r>
-      <w:r>
-        <w:t>esta regra</w:t>
-      </w:r>
-      <w:r>
-        <w:t xml:space="preserve">  </w:t>
-      </w:r>
-    </w:p>
-    <w:p>
-      <w:pPr>
-        <w:pStyle w:val="PargrafodaLista"/>
-        <w:numPr>
-          <w:ilvl w:val="0"/>
-          <w:numId w:val="4"/>
-        </w:numPr>
-        <w:ind w:left="708"/>
-      </w:pPr>
-      <w:r>
-        <w:t>Validaç</w:t>
-      </w:r>
-      <w:r>
-        <w:t>ões:</w:t>
-      </w:r>
-    </w:p>
-    <w:p>
-      <w:pPr>
-        <w:numPr>
-          <w:ilvl w:val="0"/>
-          <w:numId w:val="3"/>
-        </w:numPr>
-        <w:ind w:left="1056"/>
-      </w:pPr>
-      <w:r>
-        <w:t>G</w:t>
-      </w:r>
-      <w:r>
-        <w:t>arantir que a mensagem de resposta</w:t>
-      </w:r>
-      <w:r>
-        <w:t xml:space="preserve"> (</w:t>
-      </w:r>
-      <w:proofErr w:type="spellStart"/>
-      <w:r>
-        <w:t>mti</w:t>
-      </w:r>
-      <w:proofErr w:type="spellEnd"/>
-      <w:r>
-        <w:t xml:space="preserve"> 0210, 0110, </w:t>
-      </w:r>
-      <w:proofErr w:type="spellStart"/>
-      <w:r>
-        <w:t>etc</w:t>
-      </w:r>
-      <w:proofErr w:type="spellEnd"/>
-      <w:r>
-        <w:t>)</w:t>
-      </w:r>
-      <w:r>
-        <w:t xml:space="preserve"> seja montada no mesmo padrão utilizado anteriormente pelo </w:t>
-      </w:r>
-      <w:r>
-        <w:t>F</w:t>
-      </w:r>
-      <w:r>
-        <w:t>ormatador.</w:t>
-      </w:r>
-    </w:p>
-    <w:p>
-      <w:pPr>
-        <w:numPr>
-          <w:ilvl w:val="0"/>
-          <w:numId w:val="3"/>
-        </w:numPr>
-        <w:ind w:left="1056"/>
-      </w:pPr>
-      <w:r>
-        <w:t xml:space="preserve">Validar </w:t>
-      </w:r>
-      <w:r>
-        <w:t xml:space="preserve">os campos do evento </w:t>
-      </w:r>
-      <w:r>
-        <w:rPr>
-          <w:b/>
-          <w:bCs/>
-        </w:rPr>
-        <w:t>Transação Finalizada</w:t>
-      </w:r>
-      <w:r>
-        <w:t xml:space="preserve"> sejam montados corretamente</w:t>
-      </w:r>
-      <w:r>
-        <w:t>.</w:t>
-      </w:r>
-    </w:p>
-    <w:p>
-      <w:pPr>
-        <w:ind w:left="720"/>
-      </w:pPr>
-    </w:p>
-    <w:p>
-      <w:pPr>
-        <w:pStyle w:val="Ttulo2"/>
-        <w:rPr>
-          <w:sz w:val="22"/>
-          <w:szCs w:val="22"/>
-        </w:rPr>
-      </w:pPr>
-      <w:r>
-        <w:rPr>
-          <w:sz w:val="22"/>
-          <w:szCs w:val="22"/>
-        </w:rPr>
-        <w:t>Sugestão de Testes</w:t>
-      </w:r>
-      <w:r>
-        <w:rPr>
-          <w:sz w:val="22"/>
-          <w:szCs w:val="22"/>
-        </w:rPr>
-        <w:t>:</w:t>
       </w:r>
     </w:p>
     <w:p>
@@ -837,28 +571,7 @@
         </w:numPr>
       </w:pPr>
       <w:r>
-        <w:t>Implementação de t</w:t>
-      </w:r>
-      <w:r>
-        <w:t>estes unitár</w:t>
-      </w:r>
-      <w:r>
-        <w:t>i</w:t>
-      </w:r>
-      <w:r>
-        <w:t>os</w:t>
-      </w:r>
-      <w:r>
-        <w:t xml:space="preserve"> </w:t>
-      </w:r>
-      <w:r>
-        <w:t xml:space="preserve">e integrados (BDD) </w:t>
-      </w:r>
-      <w:r>
-        <w:t>para validar as regras acima</w:t>
-      </w:r>
-      <w:r>
-        <w:t>.</w:t>
+        <w:t>Refinamento de solução.</w:t>
       </w:r>
     </w:p>
     <w:p>
@@ -869,829 +582,10 @@
         </w:numPr>
       </w:pPr>
       <w:r>
-        <w:t xml:space="preserve">Disparar </w:t>
-      </w:r>
-      <w:r>
-        <w:t xml:space="preserve">uma transação com um produto inválido e </w:t>
-      </w:r>
-      <w:r>
-        <w:t>validar se foi processada conforme o esperado</w:t>
-      </w:r>
-      <w:r>
-        <w:t>.</w:t>
-      </w:r>
-    </w:p>
-    <w:p>
-      <w:pPr>
-        <w:ind w:left="720"/>
-      </w:pPr>
-    </w:p>
-    <w:p>
-      <w:pPr>
-        <w:pStyle w:val="Ttulo2"/>
-        <w:rPr>
-          <w:sz w:val="22"/>
-          <w:szCs w:val="22"/>
-        </w:rPr>
-      </w:pPr>
-      <w:r>
-        <w:rPr>
-          <w:sz w:val="22"/>
-          <w:szCs w:val="22"/>
-        </w:rPr>
-        <w:t>Critério de Aceite</w:t>
-      </w:r>
-      <w:r>
-        <w:rPr>
-          <w:sz w:val="22"/>
-          <w:szCs w:val="22"/>
-        </w:rPr>
-        <w:t>:</w:t>
-      </w:r>
-    </w:p>
-    <w:p>
-      <w:pPr>
-        <w:numPr>
-          <w:ilvl w:val="0"/>
-          <w:numId w:val="1"/>
-        </w:numPr>
-      </w:pPr>
-      <w:r>
-        <w:t>Aceito esta história se:</w:t>
-      </w:r>
-    </w:p>
-    <w:p>
-      <w:pPr>
-        <w:numPr>
-          <w:ilvl w:val="1"/>
-          <w:numId w:val="1"/>
-        </w:numPr>
-      </w:pPr>
-      <w:r>
-        <w:t xml:space="preserve">Transações relacionadas ao PRODUTO_DESCONHECIDO ou produtos não configurados </w:t>
-      </w:r>
-      <w:r>
-        <w:t xml:space="preserve">deverão ser </w:t>
-      </w:r>
-      <w:r>
-        <w:t xml:space="preserve">processadas pelo </w:t>
-      </w:r>
-      <w:r>
-        <w:t>A</w:t>
-      </w:r>
-      <w:r>
-        <w:t>utorizador present</w:t>
-      </w:r>
-      <w:r>
-        <w:t>e</w:t>
-      </w:r>
-      <w:r>
-        <w:t>.</w:t>
-      </w:r>
-    </w:p>
-    <w:p>
-      <w:pPr>
-        <w:numPr>
-          <w:ilvl w:val="1"/>
-          <w:numId w:val="1"/>
-        </w:numPr>
-      </w:pPr>
-      <w:r>
-        <w:t>Padrão de resposta da ISO mantida no padrão utilizado anteriormente pelo Formatador</w:t>
-      </w:r>
-    </w:p>
-    <w:p>
-      <w:pPr>
-        <w:numPr>
-          <w:ilvl w:val="1"/>
-          <w:numId w:val="1"/>
-        </w:numPr>
-      </w:pPr>
-      <w:r>
-        <w:t>Deploy no ambiente de produção</w:t>
-      </w:r>
-    </w:p>
-    <w:p>
-      <w:r>
-        <w:br w:type="page"/>
-      </w:r>
-    </w:p>
-    <w:p>
-      <w:pPr>
-        <w:pStyle w:val="Ttulo1"/>
-        <w:rPr>
-          <w:sz w:val="24"/>
-          <w:szCs w:val="24"/>
-        </w:rPr>
-      </w:pPr>
-      <w:r>
-        <w:rPr>
-          <w:sz w:val="24"/>
-          <w:szCs w:val="24"/>
-        </w:rPr>
-        <w:lastRenderedPageBreak/>
-        <w:t xml:space="preserve">[Gravar 100% das transações no </w:t>
-      </w:r>
-      <w:r>
-        <w:rPr>
-          <w:sz w:val="24"/>
-          <w:szCs w:val="24"/>
-        </w:rPr>
-        <w:t>D</w:t>
-      </w:r>
-      <w:r>
-        <w:rPr>
-          <w:sz w:val="24"/>
-          <w:szCs w:val="24"/>
-        </w:rPr>
-        <w:t xml:space="preserve">ata </w:t>
-      </w:r>
-      <w:proofErr w:type="spellStart"/>
-      <w:r>
-        <w:rPr>
-          <w:sz w:val="24"/>
-          <w:szCs w:val="24"/>
-        </w:rPr>
-        <w:t>Mesh</w:t>
-      </w:r>
-      <w:proofErr w:type="spellEnd"/>
-      <w:proofErr w:type="gramStart"/>
-      <w:r>
-        <w:rPr>
-          <w:sz w:val="24"/>
-          <w:szCs w:val="24"/>
-        </w:rPr>
-        <w:t xml:space="preserve">] </w:t>
-      </w:r>
-      <w:r>
-        <w:rPr>
-          <w:sz w:val="24"/>
-          <w:szCs w:val="24"/>
-        </w:rPr>
-        <w:t>Formatador</w:t>
-      </w:r>
-      <w:proofErr w:type="gramEnd"/>
-      <w:r>
-        <w:rPr>
-          <w:sz w:val="24"/>
-          <w:szCs w:val="24"/>
-        </w:rPr>
-        <w:t xml:space="preserve"> – </w:t>
-      </w:r>
-      <w:r>
-        <w:rPr>
-          <w:sz w:val="24"/>
-          <w:szCs w:val="24"/>
-        </w:rPr>
-        <w:t>Rotea</w:t>
-      </w:r>
-      <w:r>
-        <w:rPr>
-          <w:sz w:val="24"/>
-          <w:szCs w:val="24"/>
-        </w:rPr>
-        <w:t>r t</w:t>
-      </w:r>
-      <w:r>
-        <w:rPr>
-          <w:sz w:val="24"/>
-          <w:szCs w:val="24"/>
-        </w:rPr>
-        <w:t>ransações de Advice Mastercard para o Autorizador Presente</w:t>
+        <w:t>Histórias de implementação criadas.</w:t>
       </w:r>
     </w:p>
     <w:p/>
-    <w:p>
-      <w:pPr>
-        <w:pStyle w:val="Ttulo2"/>
-        <w:rPr>
-          <w:sz w:val="22"/>
-          <w:szCs w:val="22"/>
-        </w:rPr>
-      </w:pPr>
-      <w:r>
-        <w:rPr>
-          <w:sz w:val="22"/>
-          <w:szCs w:val="22"/>
-        </w:rPr>
-        <w:t xml:space="preserve">Objetivo: </w:t>
-      </w:r>
-    </w:p>
-    <w:p>
-      <w:r>
-        <w:t>Alterar</w:t>
-      </w:r>
-      <w:r>
-        <w:t xml:space="preserve"> o roteamento de transações de </w:t>
-      </w:r>
-      <w:r>
-        <w:t>A</w:t>
-      </w:r>
-      <w:r>
-        <w:t xml:space="preserve">dvice Mastercard para o </w:t>
-      </w:r>
-      <w:r>
-        <w:t>A</w:t>
-      </w:r>
-      <w:r>
-        <w:t xml:space="preserve">utorizador </w:t>
-      </w:r>
-      <w:r>
-        <w:t>P</w:t>
-      </w:r>
-      <w:r>
-        <w:t>resente,</w:t>
-      </w:r>
-      <w:r>
-        <w:t xml:space="preserve"> </w:t>
-      </w:r>
-      <w:r>
-        <w:t xml:space="preserve">mantendo a notificação de </w:t>
-      </w:r>
-      <w:r>
-        <w:t>F</w:t>
-      </w:r>
-      <w:r>
-        <w:t>raudes</w:t>
-      </w:r>
-      <w:r>
-        <w:t>.</w:t>
-      </w:r>
-    </w:p>
-    <w:p/>
-    <w:p>
-      <w:pPr>
-        <w:pStyle w:val="Ttulo2"/>
-        <w:rPr>
-          <w:sz w:val="22"/>
-          <w:szCs w:val="22"/>
-        </w:rPr>
-      </w:pPr>
-      <w:r>
-        <w:rPr>
-          <w:sz w:val="22"/>
-          <w:szCs w:val="22"/>
-        </w:rPr>
-        <w:t>Detalhamento Técnico</w:t>
-      </w:r>
-      <w:r>
-        <w:rPr>
-          <w:sz w:val="22"/>
-          <w:szCs w:val="22"/>
-        </w:rPr>
-        <w:t>:</w:t>
-      </w:r>
-    </w:p>
-    <w:p>
-      <w:pPr>
-        <w:pStyle w:val="PargrafodaLista"/>
-        <w:numPr>
-          <w:ilvl w:val="0"/>
-          <w:numId w:val="8"/>
-        </w:numPr>
-      </w:pPr>
-      <w:r>
-        <w:t>Configuração de Produtos:</w:t>
-      </w:r>
-    </w:p>
-    <w:p>
-      <w:pPr>
-        <w:numPr>
-          <w:ilvl w:val="0"/>
-          <w:numId w:val="3"/>
-        </w:numPr>
-        <w:ind w:left="1056"/>
-      </w:pPr>
-      <w:r>
-        <w:t>No Enum de configuração de produtos, alterar SERVICE_NOTIFICATION para SERVICE_AUTORIZADOR_COMPRA_PRESENTE.</w:t>
-      </w:r>
-    </w:p>
-    <w:p>
-      <w:pPr>
-        <w:numPr>
-          <w:ilvl w:val="0"/>
-          <w:numId w:val="3"/>
-        </w:numPr>
-        <w:spacing w:before="100" w:beforeAutospacing="1" w:after="100" w:afterAutospacing="1" w:line="240" w:lineRule="auto"/>
-        <w:rPr>
-          <w:rFonts w:ascii="Times New Roman" w:eastAsia="Times New Roman" w:hAnsi="Times New Roman" w:cs="Times New Roman"/>
-          <w:sz w:val="24"/>
-          <w:szCs w:val="24"/>
-          <w:lang w:eastAsia="pt-BR"/>
-        </w:rPr>
-      </w:pPr>
-      <w:r>
-        <w:t>Alterar os nomes dos produtos</w:t>
-      </w:r>
-      <w:r>
-        <w:t>:</w:t>
-      </w:r>
-    </w:p>
-    <w:p>
-      <w:pPr>
-        <w:numPr>
-          <w:ilvl w:val="1"/>
-          <w:numId w:val="3"/>
-        </w:numPr>
-        <w:spacing w:before="100" w:beforeAutospacing="1" w:after="100" w:afterAutospacing="1" w:line="240" w:lineRule="auto"/>
-        <w:rPr>
-          <w:rFonts w:ascii="Times New Roman" w:eastAsia="Times New Roman" w:hAnsi="Times New Roman" w:cs="Times New Roman"/>
-          <w:sz w:val="24"/>
-          <w:szCs w:val="24"/>
-          <w:lang w:eastAsia="pt-BR"/>
-        </w:rPr>
-      </w:pPr>
-      <w:r>
-        <w:rPr>
-          <w:rFonts w:ascii="Courier New" w:eastAsia="Times New Roman" w:hAnsi="Courier New" w:cs="Courier New"/>
-          <w:sz w:val="20"/>
-          <w:szCs w:val="20"/>
-          <w:lang w:eastAsia="pt-BR"/>
-        </w:rPr>
-        <w:t>AUTHORIZATION_ADVICE_DEBITO</w:t>
-      </w:r>
-      <w:r>
-        <w:rPr>
-          <w:rFonts w:ascii="Times New Roman" w:eastAsia="Times New Roman" w:hAnsi="Times New Roman" w:cs="Times New Roman"/>
-          <w:sz w:val="24"/>
-          <w:szCs w:val="24"/>
-          <w:lang w:eastAsia="pt-BR"/>
-        </w:rPr>
-        <w:t xml:space="preserve"> para </w:t>
-      </w:r>
-      <w:r>
-        <w:rPr>
-          <w:rFonts w:ascii="Courier New" w:eastAsia="Times New Roman" w:hAnsi="Courier New" w:cs="Courier New"/>
-          <w:sz w:val="20"/>
-          <w:szCs w:val="20"/>
-          <w:lang w:eastAsia="pt-BR"/>
-        </w:rPr>
-        <w:t>AUTHORIZATION_ADVICE_DEBITO_MASTER</w:t>
-      </w:r>
-      <w:r>
-        <w:rPr>
-          <w:rFonts w:ascii="Times New Roman" w:eastAsia="Times New Roman" w:hAnsi="Times New Roman" w:cs="Times New Roman"/>
-          <w:sz w:val="24"/>
-          <w:szCs w:val="24"/>
-          <w:lang w:eastAsia="pt-BR"/>
-        </w:rPr>
-        <w:t>.</w:t>
-      </w:r>
-    </w:p>
-    <w:p>
-      <w:pPr>
-        <w:numPr>
-          <w:ilvl w:val="1"/>
-          <w:numId w:val="3"/>
-        </w:numPr>
-        <w:spacing w:before="100" w:beforeAutospacing="1" w:after="100" w:afterAutospacing="1" w:line="240" w:lineRule="auto"/>
-        <w:rPr>
-          <w:rFonts w:ascii="Times New Roman" w:eastAsia="Times New Roman" w:hAnsi="Times New Roman" w:cs="Times New Roman"/>
-          <w:sz w:val="24"/>
-          <w:szCs w:val="24"/>
-          <w:lang w:eastAsia="pt-BR"/>
-        </w:rPr>
-      </w:pPr>
-      <w:r>
-        <w:rPr>
-          <w:rFonts w:ascii="Courier New" w:eastAsia="Times New Roman" w:hAnsi="Courier New" w:cs="Courier New"/>
-          <w:sz w:val="20"/>
-          <w:szCs w:val="20"/>
-          <w:lang w:eastAsia="pt-BR"/>
-        </w:rPr>
-        <w:t>AUTHORIZATION_ADVICE_CREDITO</w:t>
-      </w:r>
-      <w:r>
-        <w:rPr>
-          <w:rFonts w:ascii="Times New Roman" w:eastAsia="Times New Roman" w:hAnsi="Times New Roman" w:cs="Times New Roman"/>
-          <w:sz w:val="24"/>
-          <w:szCs w:val="24"/>
-          <w:lang w:eastAsia="pt-BR"/>
-        </w:rPr>
-        <w:t xml:space="preserve"> para </w:t>
-      </w:r>
-      <w:r>
-        <w:rPr>
-          <w:rFonts w:ascii="Courier New" w:eastAsia="Times New Roman" w:hAnsi="Courier New" w:cs="Courier New"/>
-          <w:sz w:val="20"/>
-          <w:szCs w:val="20"/>
-          <w:lang w:eastAsia="pt-BR"/>
-        </w:rPr>
-        <w:t>AUTHORIZATION_ADVICE_CREDITO_MASTER</w:t>
-      </w:r>
-      <w:r>
-        <w:rPr>
-          <w:rFonts w:ascii="Times New Roman" w:eastAsia="Times New Roman" w:hAnsi="Times New Roman" w:cs="Times New Roman"/>
-          <w:sz w:val="24"/>
-          <w:szCs w:val="24"/>
-          <w:lang w:eastAsia="pt-BR"/>
-        </w:rPr>
-        <w:t>.</w:t>
-      </w:r>
-    </w:p>
-    <w:p>
-      <w:pPr>
-        <w:pStyle w:val="PargrafodaLista"/>
-        <w:numPr>
-          <w:ilvl w:val="0"/>
-          <w:numId w:val="8"/>
-        </w:numPr>
-      </w:pPr>
-      <w:r>
-        <w:t>Ajustes na Classe AutorizadorPresenteServiceImpl:</w:t>
-      </w:r>
-    </w:p>
-    <w:p>
-      <w:pPr>
-        <w:numPr>
-          <w:ilvl w:val="0"/>
-          <w:numId w:val="3"/>
-        </w:numPr>
-        <w:ind w:left="1056"/>
-      </w:pPr>
-      <w:r>
-        <w:t>Modificar a implementação para:</w:t>
-      </w:r>
-    </w:p>
-    <w:p>
-      <w:pPr>
-        <w:numPr>
-          <w:ilvl w:val="1"/>
-          <w:numId w:val="3"/>
-        </w:numPr>
-      </w:pPr>
-      <w:r>
-        <w:t xml:space="preserve">Produzir o evento de notificação de </w:t>
-      </w:r>
-      <w:r>
-        <w:t>F</w:t>
-      </w:r>
-      <w:r>
-        <w:t>raudes para as transações de advice Mastercard.</w:t>
-      </w:r>
-    </w:p>
-    <w:p>
-      <w:pPr>
-        <w:numPr>
-          <w:ilvl w:val="1"/>
-          <w:numId w:val="3"/>
-        </w:numPr>
-      </w:pPr>
-      <w:r>
-        <w:t>Produzir o evento de comando do Autorizador Presente</w:t>
-      </w:r>
-      <w:r>
-        <w:t>.</w:t>
-      </w:r>
-    </w:p>
-    <w:p>
-      <w:pPr>
-        <w:pStyle w:val="PargrafodaLista"/>
-        <w:numPr>
-          <w:ilvl w:val="0"/>
-          <w:numId w:val="8"/>
-        </w:numPr>
-      </w:pPr>
-      <w:r>
-        <w:t>Validaç</w:t>
-      </w:r>
-      <w:r>
-        <w:t>ões:</w:t>
-      </w:r>
-    </w:p>
-    <w:p>
-      <w:pPr>
-        <w:numPr>
-          <w:ilvl w:val="0"/>
-          <w:numId w:val="3"/>
-        </w:numPr>
-        <w:ind w:left="1056"/>
-      </w:pPr>
-      <w:r>
-        <w:t>G</w:t>
-      </w:r>
-      <w:r>
-        <w:t>arantir que a</w:t>
-      </w:r>
-      <w:r>
-        <w:t>s transações</w:t>
-      </w:r>
-      <w:r>
-        <w:t xml:space="preserve"> </w:t>
-      </w:r>
-      <w:r>
-        <w:t>de Advice Mastercard sejam roteadas para o Autorizador Presente</w:t>
-      </w:r>
-      <w:r>
-        <w:t>.</w:t>
-      </w:r>
-    </w:p>
-    <w:p>
-      <w:pPr>
-        <w:numPr>
-          <w:ilvl w:val="0"/>
-          <w:numId w:val="3"/>
-        </w:numPr>
-        <w:ind w:left="1056"/>
-      </w:pPr>
-      <w:r>
-        <w:t>Garantir que o evento de comando de notificação de Fraudes seja produzido.</w:t>
-      </w:r>
-    </w:p>
-    <w:p>
-      <w:pPr>
-        <w:numPr>
-          <w:ilvl w:val="0"/>
-          <w:numId w:val="3"/>
-        </w:numPr>
-        <w:ind w:left="1056"/>
-      </w:pPr>
-      <w:r>
-        <w:t>Validar se o Autorizador Presente conforme o esperado.</w:t>
-      </w:r>
-    </w:p>
-    <w:p>
-      <w:pPr>
-        <w:numPr>
-          <w:ilvl w:val="0"/>
-          <w:numId w:val="3"/>
-        </w:numPr>
-        <w:ind w:left="1056"/>
-      </w:pPr>
-      <w:r>
-        <w:t>Garantir que o p</w:t>
-      </w:r>
-      <w:r>
-        <w:t xml:space="preserve">adrão </w:t>
-      </w:r>
-      <w:r>
-        <w:t xml:space="preserve">ISO </w:t>
-      </w:r>
-      <w:r>
-        <w:t>de resposta</w:t>
-      </w:r>
-      <w:r>
-        <w:t xml:space="preserve"> (0110 e 0220) montado pelo Autorizador Presente será</w:t>
-      </w:r>
-      <w:r>
-        <w:t xml:space="preserve"> mantida no padrão utilizado anteriormente pelo Formatador</w:t>
-      </w:r>
-    </w:p>
-    <w:p>
-      <w:pPr>
-        <w:numPr>
-          <w:ilvl w:val="0"/>
-          <w:numId w:val="3"/>
-        </w:numPr>
-        <w:ind w:left="1056"/>
-      </w:pPr>
-      <w:r>
-        <w:t>Validar Transações SINGLE_MESSAGE e DUAL_MESSAGE</w:t>
-      </w:r>
-    </w:p>
-    <w:p>
-      <w:pPr>
-        <w:ind w:left="720"/>
-      </w:pPr>
-    </w:p>
-    <w:p>
-      <w:pPr>
-        <w:pStyle w:val="Ttulo2"/>
-        <w:rPr>
-          <w:sz w:val="22"/>
-          <w:szCs w:val="22"/>
-        </w:rPr>
-      </w:pPr>
-      <w:r>
-        <w:rPr>
-          <w:sz w:val="22"/>
-          <w:szCs w:val="22"/>
-        </w:rPr>
-        <w:t>Sugestão de Testes</w:t>
-      </w:r>
-      <w:r>
-        <w:rPr>
-          <w:sz w:val="22"/>
-          <w:szCs w:val="22"/>
-        </w:rPr>
-        <w:t>:</w:t>
-      </w:r>
-    </w:p>
-    <w:p>
-      <w:pPr>
-        <w:numPr>
-          <w:ilvl w:val="0"/>
-          <w:numId w:val="1"/>
-        </w:numPr>
-      </w:pPr>
-      <w:r>
-        <w:t>Implementação de testes unitários e integrados (BDD) para validar as regras acima.</w:t>
-      </w:r>
-    </w:p>
-    <w:p>
-      <w:pPr>
-        <w:numPr>
-          <w:ilvl w:val="0"/>
-          <w:numId w:val="1"/>
-        </w:numPr>
-      </w:pPr>
-      <w:r>
-        <w:t xml:space="preserve">Disparar </w:t>
-      </w:r>
-      <w:r>
-        <w:t xml:space="preserve">uma transação </w:t>
-      </w:r>
-      <w:r>
-        <w:t xml:space="preserve">de advice Mastercard </w:t>
-      </w:r>
-      <w:r>
-        <w:t>(</w:t>
-      </w:r>
-      <w:r>
-        <w:t>SINGLE_MESSAGE e DUAL_MESSAGE</w:t>
-      </w:r>
-      <w:r>
-        <w:t xml:space="preserve">) </w:t>
-      </w:r>
-      <w:r>
-        <w:t>validando:</w:t>
-      </w:r>
-    </w:p>
-    <w:p>
-      <w:pPr>
-        <w:numPr>
-          <w:ilvl w:val="1"/>
-          <w:numId w:val="1"/>
-        </w:numPr>
-      </w:pPr>
-      <w:r>
-        <w:t>Confirmar que os novos nomes de produtos est</w:t>
-      </w:r>
-      <w:r>
-        <w:t>ejam corretos</w:t>
-      </w:r>
-    </w:p>
-    <w:p>
-      <w:pPr>
-        <w:numPr>
-          <w:ilvl w:val="1"/>
-          <w:numId w:val="1"/>
-        </w:numPr>
-      </w:pPr>
-      <w:r>
-        <w:t>Roteamento para o Autorizador Presente</w:t>
-      </w:r>
-    </w:p>
-    <w:p>
-      <w:pPr>
-        <w:numPr>
-          <w:ilvl w:val="1"/>
-          <w:numId w:val="1"/>
-        </w:numPr>
-      </w:pPr>
-      <w:r>
-        <w:t>Notificação Fraudes</w:t>
-      </w:r>
-    </w:p>
-    <w:p>
-      <w:pPr>
-        <w:pStyle w:val="Ttulo2"/>
-        <w:rPr>
-          <w:sz w:val="22"/>
-          <w:szCs w:val="22"/>
-        </w:rPr>
-      </w:pPr>
-      <w:r>
-        <w:rPr>
-          <w:sz w:val="22"/>
-          <w:szCs w:val="22"/>
-        </w:rPr>
-        <w:t>Critério de Aceite</w:t>
-      </w:r>
-      <w:r>
-        <w:rPr>
-          <w:sz w:val="22"/>
-          <w:szCs w:val="22"/>
-        </w:rPr>
-        <w:t>:</w:t>
-      </w:r>
-    </w:p>
-    <w:p>
-      <w:pPr>
-        <w:numPr>
-          <w:ilvl w:val="0"/>
-          <w:numId w:val="1"/>
-        </w:numPr>
-      </w:pPr>
-      <w:r>
-        <w:t>Aceito esta história se:</w:t>
-      </w:r>
-    </w:p>
-    <w:p>
-      <w:pPr>
-        <w:numPr>
-          <w:ilvl w:val="1"/>
-          <w:numId w:val="1"/>
-        </w:numPr>
-      </w:pPr>
-      <w:r>
-        <w:t>Transações relacionadas ao</w:t>
-      </w:r>
-      <w:r>
-        <w:t xml:space="preserve">s </w:t>
-      </w:r>
-      <w:proofErr w:type="gramStart"/>
-      <w:r>
-        <w:t xml:space="preserve">produtos </w:t>
-      </w:r>
-      <w:r>
-        <w:t xml:space="preserve"> </w:t>
-      </w:r>
-      <w:r>
-        <w:rPr>
-          <w:rFonts w:ascii="Courier New" w:eastAsia="Times New Roman" w:hAnsi="Courier New" w:cs="Courier New"/>
-          <w:sz w:val="20"/>
-          <w:szCs w:val="20"/>
-          <w:lang w:eastAsia="pt-BR"/>
-        </w:rPr>
-        <w:t>AUTHORIZATION</w:t>
-      </w:r>
-      <w:proofErr w:type="gramEnd"/>
-      <w:r>
-        <w:rPr>
-          <w:rFonts w:ascii="Courier New" w:eastAsia="Times New Roman" w:hAnsi="Courier New" w:cs="Courier New"/>
-          <w:sz w:val="20"/>
-          <w:szCs w:val="20"/>
-          <w:lang w:eastAsia="pt-BR"/>
-        </w:rPr>
-        <w:t>_ADVICE_DEBITO_MASTER</w:t>
-      </w:r>
-      <w:r>
-        <w:rPr>
-          <w:rFonts w:ascii="Courier New" w:eastAsia="Times New Roman" w:hAnsi="Courier New" w:cs="Courier New"/>
-          <w:sz w:val="20"/>
-          <w:szCs w:val="20"/>
-          <w:lang w:eastAsia="pt-BR"/>
-        </w:rPr>
-        <w:t xml:space="preserve"> e </w:t>
-      </w:r>
-      <w:r>
-        <w:rPr>
-          <w:rFonts w:ascii="Courier New" w:eastAsia="Times New Roman" w:hAnsi="Courier New" w:cs="Courier New"/>
-          <w:sz w:val="20"/>
-          <w:szCs w:val="20"/>
-          <w:lang w:eastAsia="pt-BR"/>
-        </w:rPr>
-        <w:t>AUTHORIZATION_ADVICE_</w:t>
-      </w:r>
-      <w:r>
-        <w:rPr>
-          <w:rFonts w:ascii="Courier New" w:eastAsia="Times New Roman" w:hAnsi="Courier New" w:cs="Courier New"/>
-          <w:sz w:val="20"/>
-          <w:szCs w:val="20"/>
-          <w:lang w:eastAsia="pt-BR"/>
-        </w:rPr>
-        <w:t>CREDITO</w:t>
-      </w:r>
-      <w:r>
-        <w:rPr>
-          <w:rFonts w:ascii="Courier New" w:eastAsia="Times New Roman" w:hAnsi="Courier New" w:cs="Courier New"/>
-          <w:sz w:val="20"/>
-          <w:szCs w:val="20"/>
-          <w:lang w:eastAsia="pt-BR"/>
-        </w:rPr>
-        <w:t>_MASTER</w:t>
-      </w:r>
-      <w:r>
-        <w:t xml:space="preserve"> </w:t>
-      </w:r>
-      <w:r>
-        <w:t xml:space="preserve">roteadas para </w:t>
-      </w:r>
-      <w:r>
-        <w:t>o A</w:t>
-      </w:r>
-      <w:r>
-        <w:t>utorizador present</w:t>
-      </w:r>
-      <w:r>
-        <w:t>e</w:t>
-      </w:r>
-      <w:r>
-        <w:t>.</w:t>
-      </w:r>
-    </w:p>
-    <w:p>
-      <w:pPr>
-        <w:numPr>
-          <w:ilvl w:val="1"/>
-          <w:numId w:val="1"/>
-        </w:numPr>
-      </w:pPr>
-      <w:r>
-        <w:t>Deploy no ambiente de produção</w:t>
-      </w:r>
-    </w:p>
     <w:sectPr>
       <w:pgSz w:w="11906" w:h="16838"/>
       <w:pgMar w:top="720" w:right="720" w:bottom="720" w:left="720" w:header="708" w:footer="708" w:gutter="0"/>
